--- a/deliverables/VIDEO_4_How_To_Explain_A_Career_That_Looks_All_Over_The_Place_FINAL/Publishing_Materials.docx
+++ b/deliverables/VIDEO_4_How_To_Explain_A_Career_That_Looks_All_Over_The_Place_FINAL/Publishing_Materials.docx
@@ -81,13 +81,51 @@
           <w:color w:val="8A6D1E"/>
           <w:sz w:val="20"/>
         </w:rPr>
-        <w:t xml:space="preserve">Thumbnail  </w:t>
+        <w:t xml:space="preserve">Active thumbnail  </w:t>
       </w:r>
       <w:r>
         <w:rPr>
           <w:sz w:val="21"/>
         </w:rPr>
         <w:t>STOP LISTING JOBS</w:t>
+      </w:r>
+    </w:p>
+    <w:p>
+      <w:pPr>
+        <w:spacing w:after="80"/>
+      </w:pPr>
+      <w:r>
+        <w:rPr>
+          <w:b/>
+          <w:color w:val="8A6D1E"/>
+          <w:sz w:val="20"/>
+        </w:rPr>
+        <w:t xml:space="preserve">Opening identifier  </w:t>
+      </w:r>
+      <w:r>
+        <w:rPr>
+          <w:sz w:val="21"/>
+        </w:rPr>
+        <w:t>“You’re halfway through answering: Walk me through your background.”</w:t>
+      </w:r>
+    </w:p>
+    <w:p>
+      <w:pPr>
+        <w:spacing w:after="80"/>
+      </w:pPr>
+      <w:r>
+        <w:rPr>
+          <w:b/>
+          <w:color w:val="8A6D1E"/>
+          <w:sz w:val="20"/>
+        </w:rPr>
+        <w:t xml:space="preserve">Framework  </w:t>
+      </w:r>
+      <w:r>
+        <w:rPr>
+          <w:sz w:val="21"/>
+        </w:rPr>
+        <w:t>Chapters, Spine, Next Direction</w:t>
       </w:r>
     </w:p>
     <w:p>
@@ -126,6 +164,25 @@
           <w:sz w:val="21"/>
         </w:rPr>
         <w:t>Make Your Next Move Without Starting Over   https://www.youtube.com/playlist?list=PLJt1Qn1s6-3U</w:t>
+      </w:r>
+    </w:p>
+    <w:p>
+      <w:pPr>
+        <w:spacing w:after="80"/>
+      </w:pPr>
+      <w:r>
+        <w:rPr>
+          <w:b/>
+          <w:color w:val="8A6D1E"/>
+          <w:sz w:val="20"/>
+        </w:rPr>
+        <w:t xml:space="preserve">Watch Next  </w:t>
+      </w:r>
+      <w:r>
+        <w:rPr>
+          <w:sz w:val="21"/>
+        </w:rPr>
+        <w:t>Why Nobody Can Tell What You’re Actually Good At   (Video 5)</w:t>
       </w:r>
     </w:p>
     <w:p>
@@ -174,7 +231,7 @@
           <w:i w:val="0"/>
           <w:sz w:val="22"/>
         </w:rPr>
-        <w:t>“Walk me through your background.” They are not asking for your life story. They are asking you to help them place you.</w:t>
+        <w:t>You are halfway through answering "Walk me through your background," and you notice that you are explaining why you left each job without ever saying what all that work built in you. So you add more context. Now the answer feels less like an introduction and more like a defense.</w:t>
       </w:r>
     </w:p>
     <w:p>
@@ -187,7 +244,7 @@
           <w:i w:val="0"/>
           <w:sz w:val="22"/>
         </w:rPr>
-        <w:t>And if you explain every move in order, you may accidentally make a coherent career sound like a list of departures. First job. Then the move. Then the industry change. Then the title. Then the other title. By the time you reach the point, they have spent the whole answer building the bridge you should have built for them.</w:t>
+        <w:t>You do not need to pretend every move was planned. You need to show what stayed consistent through the moves that actually happened.</w:t>
       </w:r>
     </w:p>
     <w:p>
@@ -200,7 +257,7 @@
           <w:i w:val="0"/>
           <w:sz w:val="22"/>
         </w:rPr>
-        <w:t>So here is the rule: stop explaining your career in order.</w:t>
+        <w:t>This video gives you three versions of the same story, built from the same ingredients:</w:t>
       </w:r>
     </w:p>
     <w:p>
@@ -213,7 +270,11 @@
           <w:i w:val="0"/>
           <w:sz w:val="22"/>
         </w:rPr>
-        <w:t>This video gives you three versions of the same story, all built on the same structure. A twenty-second version for “so what do you do?”, a ninety-second version for “tell me about yourself”, and one for when somebody asks “why so many changes?”</w:t>
+        <w:t>✨ Chapters: where you have been, compressed.</w:t>
+        <w:br/>
+        <w:t>✨ Spine: what kept being true underneath those different chapters.</w:t>
+        <w:br/>
+        <w:t>✨ Next Direction: why where you are going follows from what came before.</w:t>
       </w:r>
     </w:p>
     <w:p>
@@ -226,110 +287,7 @@
           <w:i w:val="0"/>
           <w:sz w:val="22"/>
         </w:rPr>
-        <w:t>You also get the limits an answer cannot fix, and the one thing to do before you need any of it.</w:t>
-      </w:r>
-    </w:p>
-    <w:p>
-      <w:pPr>
-        <w:spacing w:before="0" w:after="120"/>
-      </w:pPr>
-      <w:r>
-        <w:rPr>
-          <w:b w:val="0"/>
-          <w:i w:val="0"/>
-          <w:sz w:val="22"/>
-        </w:rPr>
-        <w:t>✨ The structure underneath all three versions: Chapters, Spine, Next Direction.</w:t>
-      </w:r>
-    </w:p>
-    <w:p>
-      <w:pPr>
-        <w:spacing w:before="0" w:after="120"/>
-      </w:pPr>
-      <w:r>
-        <w:rPr>
-          <w:b w:val="0"/>
-          <w:i w:val="0"/>
-          <w:sz w:val="22"/>
-        </w:rPr>
-        <w:t>✨ The 20-second version, with a template you can fill in while watching.</w:t>
-      </w:r>
-    </w:p>
-    <w:p>
-      <w:pPr>
-        <w:spacing w:before="0" w:after="120"/>
-      </w:pPr>
-      <w:r>
-        <w:rPr>
-          <w:b w:val="0"/>
-          <w:i w:val="0"/>
-          <w:sz w:val="22"/>
-        </w:rPr>
-        <w:t>✨ The 90-second version, using three chapters instead of seven.</w:t>
-      </w:r>
-    </w:p>
-    <w:p>
-      <w:pPr>
-        <w:spacing w:before="0" w:after="120"/>
-      </w:pPr>
-      <w:r>
-        <w:rPr>
-          <w:b w:val="0"/>
-          <w:i w:val="0"/>
-          <w:sz w:val="22"/>
-        </w:rPr>
-        <w:t>✨ The objection version, without apology and without hiding anything.</w:t>
-      </w:r>
-    </w:p>
-    <w:p>
-      <w:pPr>
-        <w:spacing w:before="0" w:after="120"/>
-      </w:pPr>
-      <w:r>
-        <w:rPr>
-          <w:b w:val="0"/>
-          <w:i w:val="0"/>
-          <w:sz w:val="22"/>
-        </w:rPr>
-        <w:t>✨ Why coherence is not the same thing as inevitability.</w:t>
-      </w:r>
-    </w:p>
-    <w:p>
-      <w:pPr>
-        <w:spacing w:before="0" w:after="120"/>
-      </w:pPr>
-      <w:r>
-        <w:rPr>
-          <w:b w:val="0"/>
-          <w:i w:val="0"/>
-          <w:sz w:val="22"/>
-        </w:rPr>
-        <w:t>✨ The employer and market realities a good answer cannot make disappear.</w:t>
-      </w:r>
-    </w:p>
-    <w:p>
-      <w:pPr>
-        <w:spacing w:before="0" w:after="40"/>
-      </w:pPr>
-      <w:r>
-        <w:rPr>
-          <w:b w:val="0"/>
-          <w:i w:val="0"/>
-          <w:sz w:val="22"/>
-        </w:rPr>
-      </w:r>
-    </w:p>
-    <w:p>
-      <w:pPr>
-        <w:spacing w:before="0" w:after="40"/>
-      </w:pPr>
-      <w:r>
-        <w:rPr>
-          <w:b/>
-          <w:i w:val="0"/>
-          <w:sz w:val="22"/>
-        </w:rPr>
-        <w:t>🧭 FREE 10-MINUTE CAREER EVIDENCE STARTER</w:t>
+        <w:t>The ingredients stay the same. The order and the amount of detail depend on the question. A quick introduction leads with the Spine. A longer answer uses the Chapters to make the Spine visible. Your Spine does not change depending on who is asking.</w:t>
       </w:r>
     </w:p>
     <w:p>
@@ -342,33 +300,7 @@
           <w:i w:val="0"/>
           <w:sz w:val="22"/>
         </w:rPr>
-        <w:t>https://temidayoafonja.com/career-evidence-starter</w:t>
-      </w:r>
-    </w:p>
-    <w:p>
-      <w:pPr>
-        <w:spacing w:before="0" w:after="40"/>
-      </w:pPr>
-      <w:r>
-        <w:rPr>
-          <w:b/>
-          <w:i w:val="0"/>
-          <w:sz w:val="22"/>
-        </w:rPr>
-        <w:t>🔎 KEEP THE PROOF</w:t>
-      </w:r>
-    </w:p>
-    <w:p>
-      <w:pPr>
-        <w:spacing w:before="0" w:after="40"/>
-      </w:pPr>
-      <w:r>
-        <w:rPr>
-          <w:b w:val="0"/>
-          <w:i w:val="0"/>
-          <w:sz w:val="22"/>
-        </w:rPr>
-        <w:t>The deeper system, if you want to build the evidence properly.</w:t>
+        <w:t>You get a twenty-second version, a ninety-second version, and an answer to "Why so many changes?" You also get the limits an answer cannot fix, and the one thing to do before you need any of it.</w:t>
       </w:r>
     </w:p>
     <w:p>
@@ -381,33 +313,7 @@
           <w:i w:val="0"/>
           <w:sz w:val="22"/>
         </w:rPr>
-        <w:t>https://temidayoafonja.com/keep-the-proof</w:t>
-      </w:r>
-    </w:p>
-    <w:p>
-      <w:pPr>
-        <w:spacing w:before="0" w:after="40"/>
-      </w:pPr>
-      <w:r>
-        <w:rPr>
-          <w:b/>
-          <w:i w:val="0"/>
-          <w:sz w:val="22"/>
-        </w:rPr>
-        <w:t>▶️ WATCH NEXT</w:t>
-      </w:r>
-    </w:p>
-    <w:p>
-      <w:pPr>
-        <w:spacing w:before="0" w:after="40"/>
-      </w:pPr>
-      <w:r>
-        <w:rPr>
-          <w:b w:val="0"/>
-          <w:i w:val="0"/>
-          <w:sz w:val="22"/>
-        </w:rPr>
-        <w:t>Why Nobody Can Tell What You're Actually Good At</w:t>
+        <w:t>Coherence is not the same thing as inevitability. A useful career story does not pretend every step was part of a master plan.</w:t>
       </w:r>
     </w:p>
     <w:p>
@@ -420,33 +326,11 @@
           <w:i w:val="0"/>
           <w:sz w:val="22"/>
         </w:rPr>
-        <w:t>[ADD VIDEO 5 LINK]</w:t>
-      </w:r>
-    </w:p>
-    <w:p>
-      <w:pPr>
-        <w:spacing w:before="0" w:after="40"/>
-      </w:pPr>
-      <w:r>
-        <w:rPr>
-          <w:b/>
-          <w:i w:val="0"/>
-          <w:sz w:val="22"/>
-        </w:rPr>
-        <w:t>📚 PLAYLIST</w:t>
-      </w:r>
-    </w:p>
-    <w:p>
-      <w:pPr>
-        <w:spacing w:before="0" w:after="40"/>
-      </w:pPr>
-      <w:r>
-        <w:rPr>
-          <w:b w:val="0"/>
-          <w:i w:val="0"/>
-          <w:sz w:val="22"/>
-        </w:rPr>
-        <w:t>Make Your Next Move Without Starting Over</w:t>
+        <w:t>🧭 FREE 10-MINUTE CAREER EVIDENCE STARTER</w:t>
+        <w:br/>
+        <w:t>Turn one real accomplishment into a proof line you can actually use. It is in the pinned comment:</w:t>
+        <w:br/>
+        <w:t>https://temidayoafonja.com/career-evidence-starter</w:t>
       </w:r>
     </w:p>
     <w:p>
@@ -459,33 +343,11 @@
           <w:i w:val="0"/>
           <w:sz w:val="22"/>
         </w:rPr>
-        <w:t>https://www.youtube.com/playlist?list=PLJt1Qn1s6-3U</w:t>
-      </w:r>
-    </w:p>
-    <w:p>
-      <w:pPr>
-        <w:spacing w:before="0" w:after="40"/>
-      </w:pPr>
-      <w:r>
-        <w:rPr>
-          <w:b/>
-          <w:i w:val="0"/>
-          <w:sz w:val="22"/>
-        </w:rPr>
-        <w:t>🔗 CONNECT AND EXPLORE</w:t>
-      </w:r>
-    </w:p>
-    <w:p>
-      <w:pPr>
-        <w:spacing w:before="0" w:after="40"/>
-      </w:pPr>
-      <w:r>
-        <w:rPr>
-          <w:b w:val="0"/>
-          <w:i w:val="0"/>
-          <w:sz w:val="22"/>
-        </w:rPr>
-        <w:t>Website:</w:t>
+        <w:t>🔎 KEEP THE PROOF</w:t>
+        <w:br/>
+        <w:t>The deeper system, if you want to build the evidence properly:</w:t>
+        <w:br/>
+        <w:t>https://temidayoafonja.com/keep-the-proof</w:t>
       </w:r>
     </w:p>
     <w:p>
@@ -498,7 +360,88 @@
           <w:i w:val="0"/>
           <w:sz w:val="22"/>
         </w:rPr>
+        <w:t>▶️ WATCH NEXT</w:t>
+        <w:br/>
+        <w:t>Why Nobody Can Tell What You're Actually Good At</w:t>
+        <w:br/>
+        <w:t>[ADD VIDEO 5 LINK]</w:t>
+      </w:r>
+    </w:p>
+    <w:p>
+      <w:pPr>
+        <w:spacing w:before="0" w:after="160"/>
+      </w:pPr>
+      <w:r>
+        <w:rPr>
+          <w:b w:val="0"/>
+          <w:i w:val="0"/>
+          <w:sz w:val="22"/>
+        </w:rPr>
+        <w:t>▶️ START HERE</w:t>
+        <w:br/>
+        <w:t>Make Your Next Move Without Starting Over</w:t>
+        <w:br/>
+        <w:t>https://www.youtube.com/playlist?list=PLJt1Qn1s6-3U</w:t>
+      </w:r>
+    </w:p>
+    <w:p>
+      <w:pPr>
+        <w:spacing w:before="0" w:after="160"/>
+      </w:pPr>
+      <w:r>
+        <w:rPr>
+          <w:b w:val="0"/>
+          <w:i w:val="0"/>
+          <w:sz w:val="22"/>
+        </w:rPr>
+        <w:t>🔗 CONNECT AND EXPLORE</w:t>
+        <w:br/>
+        <w:t>Website:</w:t>
+        <w:br/>
         <w:t>https://temidayoafonja.com</w:t>
+      </w:r>
+    </w:p>
+    <w:p>
+      <w:pPr>
+        <w:spacing w:before="0" w:after="160"/>
+      </w:pPr>
+      <w:r>
+        <w:rPr>
+          <w:b w:val="0"/>
+          <w:i w:val="0"/>
+          <w:sz w:val="22"/>
+        </w:rPr>
+        <w:t>LinkedIn:</w:t>
+        <w:br/>
+        <w:t>https://www.linkedin.com/in/temidayo-afonja</w:t>
+      </w:r>
+    </w:p>
+    <w:p>
+      <w:pPr>
+        <w:spacing w:before="0" w:after="160"/>
+      </w:pPr>
+      <w:r>
+        <w:rPr>
+          <w:b w:val="0"/>
+          <w:i w:val="0"/>
+          <w:sz w:val="22"/>
+        </w:rPr>
+        <w:t>Substack:</w:t>
+        <w:br/>
+        <w:t>https://temidayoafonja.substack.com</w:t>
+      </w:r>
+    </w:p>
+    <w:p>
+      <w:pPr>
+        <w:spacing w:before="0" w:after="160"/>
+      </w:pPr>
+      <w:r>
+        <w:rPr>
+          <w:b w:val="0"/>
+          <w:i w:val="0"/>
+          <w:sz w:val="22"/>
+        </w:rPr>
+        <w:t>#CareerAdvice #InterviewTips #CareerChange</w:t>
       </w:r>
     </w:p>
     <w:p>
@@ -525,18 +468,16 @@
     </w:p>
     <w:p>
       <w:pPr>
-        <w:spacing w:before="320" w:after="120"/>
-        <w:keepNext w:val="1"/>
-        <w:keepLines w:val="1"/>
+        <w:spacing w:before="200" w:after="160"/>
       </w:pPr>
       <w:r>
         <w:rPr>
           <w:b/>
           <w:i w:val="0"/>
-          <w:color w:val="112345"/>
-          <w:sz w:val="26"/>
+          <w:color w:val="8A6D1E"/>
+          <w:sz w:val="20"/>
         </w:rPr>
-        <w:t>PINNED COMMENT</w:t>
+        <w:t>COPY-READY PINNED COMMENT  ·  BEGIN</w:t>
       </w:r>
     </w:p>
     <w:p>
@@ -562,7 +503,7 @@
           <w:i w:val="0"/>
           <w:sz w:val="22"/>
         </w:rPr>
-        <w:t>The free 10-Minute Career Evidence Starter walks you through turning one real accomplishment into a proof line you can actually use:</w:t>
+        <w:t>The free 10-Minute Career Evidence Starter helps you turn one accomplishment into a portable proof line you can use in an interview, review, internal move, or pivot:</w:t>
         <w:br/>
         <w:t>https://temidayoafonja.com/career-evidence-starter</w:t>
       </w:r>
@@ -577,7 +518,7 @@
           <w:i w:val="0"/>
           <w:sz w:val="22"/>
         </w:rPr>
-        <w:t>And here is the 20-second template from the video. Fill it in and post yours below.</w:t>
+        <w:t>Then share your 20-second version here:</w:t>
       </w:r>
     </w:p>
     <w:p>
@@ -599,29 +540,25 @@
     </w:p>
     <w:p>
       <w:pPr>
-        <w:spacing w:before="0" w:after="160"/>
+        <w:spacing w:before="120" w:after="200"/>
       </w:pPr>
       <w:r>
         <w:rPr>
-          <w:b w:val="0"/>
+          <w:b/>
           <w:i w:val="0"/>
-          <w:sz w:val="22"/>
+          <w:color w:val="8A6D1E"/>
+          <w:sz w:val="20"/>
         </w:rPr>
-        <w:t>Mine: I get brought in when the evidence is incomplete and an important decision still has to be made. I've done that in audit, in life sciences, and in technology. Today I do it through my own firm.</w:t>
+        <w:t>COPY-READY PINNED COMMENT  ·  END</w:t>
       </w:r>
     </w:p>
     <w:p>
       <w:pPr>
-        <w:spacing w:before="0" w:after="160"/>
+        <w:spacing w:before="0" w:after="240"/>
+        <w:pBdr>
+          <w:bottom w:val="single" w:sz="6" w:color="8A6D1E"/>
+        </w:pBdr>
       </w:pPr>
-      <w:r>
-        <w:rPr>
-          <w:b w:val="0"/>
-          <w:i w:val="0"/>
-          <w:sz w:val="22"/>
-        </w:rPr>
-        <w:t>Your turn. Post yours and I will read them.</w:t>
-      </w:r>
     </w:p>
     <w:p>
       <w:pPr>
@@ -649,7 +586,7 @@
           <w:i w:val="0"/>
           <w:sz w:val="21"/>
         </w:rPr>
-        <w:t>how to explain your career, career change interview answer, tell me about yourself, walk me through your background, why so many job changes, explaining a varied career, career story interview, mid career professional, interview answer structure, how to talk about your career, experienced professional interview, career narrative, job interview preparation, career pivot interview, personal introduction script</w:t>
+        <w:t>Temidayo Afonja, Capability Formation, how to explain your career, career change interview answer, tell me about yourself, walk me through your background, why so many job changes, explaining a varied career, career story interview, mid career professional, interview answer structure, how to talk about your career, experienced professional interview, career narrative, job interview preparation, career pivot interview</w:t>
       </w:r>
     </w:p>
     <w:p>
@@ -694,7 +631,7 @@
           <w:color w:val="112345"/>
           <w:sz w:val="26"/>
         </w:rPr>
-        <w:t>PLAYLIST POSITION</w:t>
+        <w:t>WHAT CHANGED IN THIS SYNCHRONIZATION</w:t>
       </w:r>
     </w:p>
     <w:p>
@@ -707,13 +644,13 @@
           <w:color w:val="8A6D1E"/>
           <w:sz w:val="20"/>
         </w:rPr>
-        <w:t xml:space="preserve">V1  </w:t>
+        <w:t xml:space="preserve">Description  </w:t>
       </w:r>
       <w:r>
         <w:rPr>
           <w:sz w:val="21"/>
         </w:rPr>
-        <w:t>How to Change Jobs Without Starting Your Career Over</w:t>
+        <w:t>REWRITTEN OPENING AND FRAMEWORK PARAGRAPHS. The previous description opened on "they are not asking for your life story" and stated the rule "stop explaining your career in order." Neither survives in the locked script, and the second now contradicts it, because the ninety-second answer uses compressed Chapters on purpose. The description now opens on the script's own opening beat and states the ingredients-plus-order rule. Resource routes, Watch Next and hashtags unchanged.</w:t>
       </w:r>
     </w:p>
     <w:p>
@@ -726,13 +663,13 @@
           <w:color w:val="8A6D1E"/>
           <w:sz w:val="20"/>
         </w:rPr>
-        <w:t xml:space="preserve">V2  </w:t>
+        <w:t xml:space="preserve">Pinned comment  </w:t>
       </w:r>
       <w:r>
         <w:rPr>
           <w:sz w:val="21"/>
         </w:rPr>
-        <w:t>Is Your Job Making You Less Marketable?</w:t>
+        <w:t>REPLACED with the PINNED COMMENT BRIDGE from the Video 4 Recording Master's own table, which is the authoritative wording. The previous pinned comment also carried Temidayo's filled-in example; the master's version does not, so it was dropped rather than kept alongside an authoritative text.</w:t>
       </w:r>
     </w:p>
     <w:p>
@@ -745,51 +682,27 @@
           <w:color w:val="8A6D1E"/>
           <w:sz w:val="20"/>
         </w:rPr>
-        <w:t xml:space="preserve">V3  </w:t>
+        <w:t xml:space="preserve">Tags and hashtags  </w:t>
       </w:r>
       <w:r>
         <w:rPr>
           <w:sz w:val="21"/>
         </w:rPr>
-        <w:t>3 Things to Do Before Quitting Your Job</w:t>
+        <w:t>Unchanged.</w:t>
       </w:r>
     </w:p>
     <w:p>
       <w:pPr>
-        <w:spacing w:after="80"/>
+        <w:spacing w:before="0" w:after="160"/>
       </w:pPr>
       <w:r>
         <w:rPr>
-          <w:b/>
-          <w:color w:val="8A6D1E"/>
+          <w:b w:val="0"/>
+          <w:i w:val="0"/>
+          <w:color w:val="5A6B82"/>
           <w:sz w:val="20"/>
         </w:rPr>
-        <w:t xml:space="preserve">V4  </w:t>
-      </w:r>
-      <w:r>
-        <w:rPr>
-          <w:sz w:val="21"/>
-        </w:rPr>
-        <w:t>How to Explain a Career That Looks All Over the Place</w:t>
-      </w:r>
-    </w:p>
-    <w:p>
-      <w:pPr>
-        <w:spacing w:after="80"/>
-      </w:pPr>
-      <w:r>
-        <w:rPr>
-          <w:b/>
-          <w:color w:val="8A6D1E"/>
-          <w:sz w:val="20"/>
-        </w:rPr>
-        <w:t xml:space="preserve">V5  </w:t>
-      </w:r>
-      <w:r>
-        <w:rPr>
-          <w:sz w:val="21"/>
-        </w:rPr>
-        <w:t>Why Nobody Can Tell What You're Actually Good At</w:t>
+        <w:t>The Recording Master's pinned bridge ends with a note to the publisher: Keep the Proof can be linked in the description. That is a production instruction, not viewer copy, so it is not pasted into the comment. Keep the Proof is already in the description.</w:t>
       </w:r>
     </w:p>
     <w:p>
@@ -810,7 +723,7 @@
     </w:p>
     <w:p>
       <w:pPr>
-        <w:spacing w:before="0" w:after="120"/>
+        <w:spacing w:before="0" w:after="160"/>
       </w:pPr>
       <w:r>
         <w:rPr>
@@ -819,12 +732,12 @@
           <w:color w:val="5A6B82"/>
           <w:sz w:val="20"/>
         </w:rPr>
-        <w:t>No chapter timestamps are supplied. Build them from the actual final export, not from the script.</w:t>
+        <w:t>NO CHAPTER TIMESTAMPS ARE SUPPLIED. Build chapters from the actual final export after the edit is locked. Do not estimate them from the script.</w:t>
       </w:r>
     </w:p>
     <w:p>
       <w:pPr>
-        <w:spacing w:before="0" w:after="120"/>
+        <w:spacing w:before="0" w:after="160"/>
       </w:pPr>
       <w:r>
         <w:rPr>
@@ -833,12 +746,12 @@
           <w:color w:val="5A6B82"/>
           <w:sz w:val="20"/>
         </w:rPr>
-        <w:t>No music attribution is supplied. Add it only once the actual final track and license are known. Never invent a license code.</w:t>
+        <w:t>NO MUSIC ATTRIBUTION IS SUPPLIED. Add a music section only if music is used in the final edit, using the real track and license from the finished project. Never invent a license code.</w:t>
       </w:r>
     </w:p>
     <w:p>
       <w:pPr>
-        <w:spacing w:before="0" w:after="120"/>
+        <w:spacing w:before="0" w:after="160"/>
       </w:pPr>
       <w:r>
         <w:rPr>
@@ -847,7 +760,46 @@
           <w:color w:val="5A6B82"/>
           <w:sz w:val="20"/>
         </w:rPr>
-        <w:t>Keep the Proof is the secondary resource and belongs in the description only. It is mentioned once in the spoken ending and is not on the CTA card. Do not turn the ending into a product pitch.</w:t>
+        <w:t>LINKED DESTINATIONS</w:t>
+        <w:br/>
+        <w:br/>
+        <w:t>Confirm each destination is reachable by a viewer before publication. These</w:t>
+        <w:br/>
+        <w:t>addresses are carried forward from the approved packages and were not invented</w:t>
+        <w:br/>
+        <w:t>here, but nothing in this package can test whether they resolve:</w:t>
+        <w:br/>
+        <w:br/>
+        <w:t xml:space="preserve">  https://temidayoafonja.com/career-evidence-starter</w:t>
+        <w:br/>
+        <w:t xml:space="preserve">  https://temidayoafonja.com/keep-the-proof</w:t>
+        <w:br/>
+        <w:t xml:space="preserve">  https://temidayoafonja.com/career-decisions</w:t>
+        <w:br/>
+        <w:t xml:space="preserve">  https://temidayoafonja.com/fieldkit</w:t>
+        <w:br/>
+        <w:t xml:space="preserve">  https://www.youtube.com/playlist?list=PLJt1Qn1s6-3U</w:t>
+        <w:br/>
+        <w:br/>
+        <w:t>No YouTube video URL is supplied for any Watch Next card. The placeholder in</w:t>
+        <w:br/>
+        <w:t>each description is deliberate. Paste the real URL once the destination video</w:t>
+        <w:br/>
+        <w:t>is published. Do not construct a YouTube URL from a guessed identifier.</w:t>
+      </w:r>
+    </w:p>
+    <w:p>
+      <w:pPr>
+        <w:spacing w:before="0" w:after="160"/>
+      </w:pPr>
+      <w:r>
+        <w:rPr>
+          <w:b w:val="0"/>
+          <w:i w:val="0"/>
+          <w:color w:val="5A6B82"/>
+          <w:sz w:val="20"/>
+        </w:rPr>
+        <w:t>Keep the Proof is the secondary resource. It belongs in the description and is mentioned once in the spoken closing. It is not on the CTA card and it is not a second spoken CTA.</w:t>
       </w:r>
     </w:p>
     <w:sectPr>
